--- a/resume/paulollanes_resume.docx
+++ b/resume/paulollanes_resume.docx
@@ -34,33 +34,6 @@
         </w:rPr>
       </w:pPr>
       <w:hyperlink r:id="rId7" w:history="1">
-        <w:r>
-          <w:rPr>
-            <w:rStyle w:val="Hyperlink"/>
-            <w:rFonts w:ascii="Arial" w:hAnsi="Arial" w:cs="Arial"/>
-            <w:sz w:val="20"/>
-            <w:szCs w:val="20"/>
-          </w:rPr>
-          <w:t>llanes1990@gmail.com</w:t>
-        </w:r>
-      </w:hyperlink>
-      <w:r>
-        <w:rPr>
-          <w:rFonts w:ascii="Arial" w:hAnsi="Arial" w:cs="Arial"/>
-          <w:sz w:val="20"/>
-          <w:szCs w:val="20"/>
-        </w:rPr>
-        <w:t xml:space="preserve"> </w:t>
-      </w:r>
-      <w:r>
-        <w:rPr>
-          <w:rFonts w:ascii="Arial" w:hAnsi="Arial" w:cs="Arial"/>
-          <w:sz w:val="20"/>
-          <w:szCs w:val="20"/>
-        </w:rPr>
-        <w:t xml:space="preserve">– 708-846-0538 - </w:t>
-      </w:r>
-      <w:hyperlink r:id="rId8" w:history="1">
         <w:r>
           <w:rPr>
             <w:rStyle w:val="Hyperlink"/>
